--- a/zaini_case_audit_output/outputs/word/documents/009_تقرير عن اسباب رفض النقض قضية 42824717 عدنان زيني ضد الشيخ أسامة زيني 17-04-2025.docx
+++ b/zaini_case_audit_output/outputs/word/documents/009_تقرير عن اسباب رفض النقض قضية 42824717 عدنان زيني ضد الشيخ أسامة زيني 17-04-2025.docx
@@ -53,6 +53,20 @@
         <w:t>[مخرج آلي / Script Output - سماوي]  [مخرج آلي يحتاج مراجعة بشرية - وردي]</w:t>
       </w:r>
     </w:p>
+    <w:p>
+      <w:pPr>
+        <w:jc w:val="right"/>
+        <w:bidi/>
+      </w:pPr>
+      <w:r>
+        <w:rPr>
+          <w:b w:val="0"/>
+          <w:i/>
+          <w:color w:val="C00000"/>
+        </w:rPr>
+        <w:t>[نص ممسوح OCR صُحِّح ترتيبه آلياً — قد يحتوي أخطاء طفيفة]</w:t>
+      </w:r>
+    </w:p>
     <w:p/>
     <w:p>
       <w:pPr>
@@ -103,7 +117,7 @@
           <w:b w:val="0"/>
           <w:i w:val="0"/>
         </w:rPr>
-        <w:t>فرع جدة ص.ب ١٥١٤١ جدة ٢١٤٤٤ ترخيص (۲۷/۱۷۲) هاتف: ۱۹۸۸۸۸- فاكس : ۲۸۲۱۲۷۷-۰۱۲ بريد الكتروني : Lfshjoddah@hejailanlaw.com الموقع: Web: www.hejailanlaw.com المملكة العربية السعودية</w:t>
+        <w:t>ةيدوعسلا ةيبرعلا ةكلمملا www.hejailanlaw.com Web: :عقوملا Lfshjoddah@hejailanlaw.com : ينورتكلا ديرب ۲۱۰-۷۷۲۱۲۸۲ : سكاف -۸۸۸۸۹۱ :فتاه (۲۷۱/۷۲) صيخرت ٢١٤٤٤ ةدج ١٥١٤١ ب.ص ةدج عرف</w:t>
       </w:r>
     </w:p>
     <w:p>
@@ -142,7 +156,7 @@
           <w:b w:val="0"/>
           <w:i w:val="0"/>
         </w:rPr>
-        <w:t>: الخميس ١٤٤٦/١٠/١٩هـ الموافق ٢٠٢٥/٠٤/١٧م</w:t>
+        <w:t>م٢٠٢٥/٠٤/١٧ قفاوملا ـه١٤٤٦/١٠/١٩ سيمخلا :</w:t>
       </w:r>
     </w:p>
     <w:p>
@@ -155,7 +169,7 @@
           <w:b w:val="0"/>
           <w:i w:val="0"/>
         </w:rPr>
-        <w:t>الجهة</w:t>
+        <w:t>ةهجلا</w:t>
       </w:r>
     </w:p>
     <w:p>
@@ -181,7 +195,7 @@
           <w:b w:val="0"/>
           <w:i w:val="0"/>
         </w:rPr>
-        <w:t>: محكمة الإستئناف التجارية بجدة</w:t>
+        <w:t>ةدجب ةيراجتلا فانئتسإلا ةمكحم :</w:t>
       </w:r>
     </w:p>
     <w:p>
@@ -233,7 +247,7 @@
           <w:b w:val="0"/>
           <w:i w:val="0"/>
         </w:rPr>
-        <w:t>الأستاذ</w:t>
+        <w:t>ذاتسألا</w:t>
       </w:r>
     </w:p>
     <w:p>
@@ -246,7 +260,7 @@
           <w:b w:val="0"/>
           <w:i w:val="0"/>
         </w:rPr>
-        <w:t>: أحمد الزهراني</w:t>
+        <w:t>ينارهزلا دمحأ :</w:t>
       </w:r>
     </w:p>
     <w:p>
@@ -285,7 +299,7 @@
           <w:b w:val="0"/>
           <w:i w:val="0"/>
         </w:rPr>
-        <w:t>أحمد الزهراني</w:t>
+        <w:t>ينارهزلا دمحأ</w:t>
       </w:r>
     </w:p>
     <w:p>
@@ -298,7 +312,7 @@
           <w:b w:val="0"/>
           <w:i w:val="0"/>
         </w:rPr>
-        <w:t>المركز الرئيسي : ص.ب ١٤٥٤ الرياض ۱۱٤۳۱ هاتف: ۱۷۹۲۲۰۰-۱۱- فاكس: ۱۷۹۱۷۱۷-۱۱ بريد إلكتروني : Lfshriyadh@hejailanlaw.com الخبر: ص.ب ٤٠٥ الخبر ٣١٩٥٢ هاتف: ٨٦٨٧٢٦٦-٠١٣ فاكس : ۸۶۸۷۲۵۵-۱۳ بريد إلكتروني : Lfshalkhobar@hejailanlaw.com</w:t>
+        <w:t>Lfshalkhobar@hejailanlaw.com : ينورتكلإ ديرب ۳۱-۵۵۲۷۸۶۸ : سكاف ٨٦٨٧٢٦٦-٠١٣ :فتاه ٣١٩٥٢ ربخلا ٤٠٥ ب.ص :ربخلا Lfshriyadh@hejailanlaw.com : ينورتكلإ ديرب ۱۱-۷۱۷۱۹۷۱ :سكاف -۱۱-۰۰۲۲۹۷۱ :فتاه ۱۳٤۱۱ ضايرلا ١٤٥٤ ب.ص : يسيئرلا زكرملا</w:t>
       </w:r>
     </w:p>
     <w:sectPr>

--- a/zaini_case_audit_output/outputs/word/documents/009_تقرير عن اسباب رفض النقض قضية 42824717 عدنان زيني ضد الشيخ أسامة زيني 17-04-2025.docx
+++ b/zaini_case_audit_output/outputs/word/documents/009_تقرير عن اسباب رفض النقض قضية 42824717 عدنان زيني ضد الشيخ أسامة زيني 17-04-2025.docx
@@ -70,14 +70,13 @@
     <w:p/>
     <w:p>
       <w:pPr>
+        <w:pStyle w:val="Heading2"/>
         <w:jc w:val="right"/>
         <w:bidi/>
       </w:pPr>
       <w:r>
-        <w:rPr>
-          <w:b w:val="0"/>
-          <w:i w:val="0"/>
-        </w:rPr>
+        <w:t>[نص الضبط / الحكم — المتن الفعلي] ===</w:t>
+        <w:br/>
         <w:t>بسم الله الرحمن الرحيم</w:t>
       </w:r>
     </w:p>
@@ -109,27 +108,25 @@
     </w:p>
     <w:p>
       <w:pPr>
+        <w:pStyle w:val="Heading2"/>
         <w:jc w:val="right"/>
         <w:bidi/>
       </w:pPr>
       <w:r>
-        <w:rPr>
-          <w:b w:val="0"/>
-          <w:i w:val="0"/>
-        </w:rPr>
+        <w:t>[ترويسة / كليشة وزارة العدل — معلومات رسمية متكررة] ===</w:t>
+        <w:br/>
         <w:t>ةيدوعسلا ةيبرعلا ةكلمملا www.hejailanlaw.com Web: :عقوملا Lfshjoddah@hejailanlaw.com : ينورتكلا ديرب ۲۱۰-۷۷۲۱۲۸۲ : سكاف -۸۸۸۸۹۱ :فتاه (۲۷۱/۷۲) صيخرت ٢١٤٤٤ ةدج ١٥١٤١ ب.ص ةدج عرف</w:t>
       </w:r>
     </w:p>
     <w:p>
       <w:pPr>
+        <w:pStyle w:val="Heading2"/>
         <w:jc w:val="right"/>
         <w:bidi/>
       </w:pPr>
       <w:r>
-        <w:rPr>
-          <w:b w:val="0"/>
-          <w:i w:val="0"/>
-        </w:rPr>
+        <w:t>[نص الضبط / الحكم — المتن الفعلي] ===</w:t>
+        <w:br/>
         <w:t>(تقرير)</w:t>
       </w:r>
     </w:p>
@@ -174,27 +171,25 @@
     </w:p>
     <w:p>
       <w:pPr>
+        <w:pStyle w:val="Heading2"/>
         <w:jc w:val="right"/>
         <w:bidi/>
       </w:pPr>
       <w:r>
-        <w:rPr>
-          <w:b w:val="0"/>
-          <w:i w:val="0"/>
-        </w:rPr>
+        <w:t>[بيانات الأطراف: المدعي / المدعى عليه / الحاضرون] ===</w:t>
+        <w:br/>
         <w:t>المدعي</w:t>
       </w:r>
     </w:p>
     <w:p>
       <w:pPr>
+        <w:pStyle w:val="Heading2"/>
         <w:jc w:val="right"/>
         <w:bidi/>
       </w:pPr>
       <w:r>
-        <w:rPr>
-          <w:b w:val="0"/>
-          <w:i w:val="0"/>
-        </w:rPr>
+        <w:t>[نص الضبط / الحكم — المتن الفعلي] ===</w:t>
+        <w:br/>
         <w:t>ةدجب ةيراجتلا فانئتسإلا ةمكحم :</w:t>
       </w:r>
     </w:p>
@@ -226,27 +221,25 @@
     </w:p>
     <w:p>
       <w:pPr>
+        <w:pStyle w:val="Heading2"/>
         <w:jc w:val="right"/>
         <w:bidi/>
       </w:pPr>
       <w:r>
-        <w:rPr>
-          <w:b w:val="0"/>
-          <w:i w:val="0"/>
-        </w:rPr>
+        <w:t>[بيانات الأطراف: المدعي / المدعى عليه / الحاضرون] ===</w:t>
+        <w:br/>
         <w:t>المدعى عليه : أسامة أحمد زيني (موكلنا)</w:t>
       </w:r>
     </w:p>
     <w:p>
       <w:pPr>
+        <w:pStyle w:val="Heading2"/>
         <w:jc w:val="right"/>
         <w:bidi/>
       </w:pPr>
       <w:r>
-        <w:rPr>
-          <w:b w:val="0"/>
-          <w:i w:val="0"/>
-        </w:rPr>
+        <w:t>[نص الضبط / الحكم — المتن الفعلي] ===</w:t>
+        <w:br/>
         <w:t>ذاتسألا</w:t>
       </w:r>
     </w:p>
@@ -304,14 +297,13 @@
     </w:p>
     <w:p>
       <w:pPr>
+        <w:pStyle w:val="Heading2"/>
         <w:jc w:val="right"/>
         <w:bidi/>
       </w:pPr>
       <w:r>
-        <w:rPr>
-          <w:b w:val="0"/>
-          <w:i w:val="0"/>
-        </w:rPr>
+        <w:t>[ترويسة / كليشة وزارة العدل — معلومات رسمية متكررة] ===</w:t>
+        <w:br/>
         <w:t>Lfshalkhobar@hejailanlaw.com : ينورتكلإ ديرب ۳۱-۵۵۲۷۸۶۸ : سكاف ٨٦٨٧٢٦٦-٠١٣ :فتاه ٣١٩٥٢ ربخلا ٤٠٥ ب.ص :ربخلا Lfshriyadh@hejailanlaw.com : ينورتكلإ ديرب ۱۱-۷۱۷۱۹۷۱ :سكاف -۱۱-۰۰۲۲۹۷۱ :فتاه ۱۳٤۱۱ ضايرلا ١٤٥٤ ب.ص : يسيئرلا زكرملا</w:t>
       </w:r>
     </w:p>

--- a/zaini_case_audit_output/outputs/word/documents/009_تقرير عن اسباب رفض النقض قضية 42824717 عدنان زيني ضد الشيخ أسامة زيني 17-04-2025.docx
+++ b/zaini_case_audit_output/outputs/word/documents/009_تقرير عن اسباب رفض النقض قضية 42824717 عدنان زيني ضد الشيخ أسامة زيني 17-04-2025.docx
@@ -75,7 +75,7 @@
         <w:bidi/>
       </w:pPr>
       <w:r>
-        <w:t>[نص الضبط / الحكم — المتن الفعلي] ===</w:t>
+        <w:t>[المتن الفعلي: الوقائع / الأسباب / المنطوق] ===</w:t>
         <w:br/>
         <w:t>بسم الله الرحمن الرحيم</w:t>
       </w:r>
@@ -113,7 +113,7 @@
         <w:bidi/>
       </w:pPr>
       <w:r>
-        <w:t>[ترويسة / كليشة وزارة العدل — معلومات رسمية متكررة] ===</w:t>
+        <w:t>[ترويسة / كليشة رسمية — معلومات متكررة] ===</w:t>
         <w:br/>
         <w:t>ةيدوعسلا ةيبرعلا ةكلمملا www.hejailanlaw.com Web: :عقوملا Lfshjoddah@hejailanlaw.com : ينورتكلا ديرب ۲۱۰-۷۷۲۱۲۸۲ : سكاف -۸۸۸۸۹۱ :فتاه (۲۷۱/۷۲) صيخرت ٢١٤٤٤ ةدج ١٥١٤١ ب.ص ةدج عرف</w:t>
       </w:r>
@@ -125,7 +125,7 @@
         <w:bidi/>
       </w:pPr>
       <w:r>
-        <w:t>[نص الضبط / الحكم — المتن الفعلي] ===</w:t>
+        <w:t>[المتن الفعلي: الوقائع / الأسباب / المنطوق] ===</w:t>
         <w:br/>
         <w:t>(تقرير)</w:t>
       </w:r>
@@ -188,7 +188,7 @@
         <w:bidi/>
       </w:pPr>
       <w:r>
-        <w:t>[نص الضبط / الحكم — المتن الفعلي] ===</w:t>
+        <w:t>[المتن الفعلي: الوقائع / الأسباب / المنطوق] ===</w:t>
         <w:br/>
         <w:t>ةدجب ةيراجتلا فانئتسإلا ةمكحم :</w:t>
       </w:r>
@@ -238,7 +238,7 @@
         <w:bidi/>
       </w:pPr>
       <w:r>
-        <w:t>[نص الضبط / الحكم — المتن الفعلي] ===</w:t>
+        <w:t>[المتن الفعلي: الوقائع / الأسباب / المنطوق] ===</w:t>
         <w:br/>
         <w:t>ذاتسألا</w:t>
       </w:r>
@@ -302,7 +302,7 @@
         <w:bidi/>
       </w:pPr>
       <w:r>
-        <w:t>[ترويسة / كليشة وزارة العدل — معلومات رسمية متكررة] ===</w:t>
+        <w:t>[ترويسة / كليشة رسمية — معلومات متكررة] ===</w:t>
         <w:br/>
         <w:t>Lfshalkhobar@hejailanlaw.com : ينورتكلإ ديرب ۳۱-۵۵۲۷۸۶۸ : سكاف ٨٦٨٧٢٦٦-٠١٣ :فتاه ٣١٩٥٢ ربخلا ٤٠٥ ب.ص :ربخلا Lfshriyadh@hejailanlaw.com : ينورتكلإ ديرب ۱۱-۷۱۷۱۹۷۱ :سكاف -۱۱-۰۰۲۲۹۷۱ :فتاه ۱۳٤۱۱ ضايرلا ١٤٥٤ ب.ص : يسيئرلا زكرملا</w:t>
       </w:r>

--- a/zaini_case_audit_output/outputs/word/documents/009_تقرير عن اسباب رفض النقض قضية 42824717 عدنان زيني ضد الشيخ أسامة زيني 17-04-2025.docx
+++ b/zaini_case_audit_output/outputs/word/documents/009_تقرير عن اسباب رفض النقض قضية 42824717 عدنان زيني ضد الشيخ أسامة زيني 17-04-2025.docx
@@ -53,20 +53,6 @@
         <w:t>[مخرج آلي / Script Output - سماوي]  [مخرج آلي يحتاج مراجعة بشرية - وردي]</w:t>
       </w:r>
     </w:p>
-    <w:p>
-      <w:pPr>
-        <w:jc w:val="right"/>
-        <w:bidi/>
-      </w:pPr>
-      <w:r>
-        <w:rPr>
-          <w:b w:val="0"/>
-          <w:i/>
-          <w:color w:val="C00000"/>
-        </w:rPr>
-        <w:t>[نص ممسوح OCR صُحِّح ترتيبه آلياً — قد يحتوي أخطاء طفيفة]</w:t>
-      </w:r>
-    </w:p>
     <w:p/>
     <w:p>
       <w:pPr>
@@ -115,7 +101,7 @@
       <w:r>
         <w:t>[ترويسة / كليشة رسمية — معلومات متكررة] ===</w:t>
         <w:br/>
-        <w:t>ةيدوعسلا ةيبرعلا ةكلمملا www.hejailanlaw.com Web: :عقوملا Lfshjoddah@hejailanlaw.com : ينورتكلا ديرب ۲۱۰-۷۷۲۱۲۸۲ : سكاف -۸۸۸۸۹۱ :فتاه (۲۷۱/۷۲) صيخرت ٢١٤٤٤ ةدج ١٥١٤١ ب.ص ةدج عرف</w:t>
+        <w:t>فرع جدة ص.ب ١٥١٤١ جدة ٢١٤٤٤ ترخيص (۲۷/۱۷۲) هاتف: ۱۹۸۸۸۸- فاكس : ۲۸۲۱۲۷۷-۰۱۲ بريد الكتروني : Lfshjoddah@hejailanlaw.com الموقع: Web: www.hejailanlaw.com المملكة العربية السعودية</w:t>
       </w:r>
     </w:p>
     <w:p>
@@ -153,7 +139,7 @@
           <w:b w:val="0"/>
           <w:i w:val="0"/>
         </w:rPr>
-        <w:t>م٢٠٢٥/٠٤/١٧ قفاوملا ـه١٤٤٦/١٠/١٩ سيمخلا :</w:t>
+        <w:t>: الخميس ١٤٤٦/١٠/١٩هـ الموافق ٢٠٢٥/٠٤/١٧م</w:t>
       </w:r>
     </w:p>
     <w:p>
@@ -166,7 +152,7 @@
           <w:b w:val="0"/>
           <w:i w:val="0"/>
         </w:rPr>
-        <w:t>ةهجلا</w:t>
+        <w:t>الجهة</w:t>
       </w:r>
     </w:p>
     <w:p>
@@ -190,7 +176,7 @@
       <w:r>
         <w:t>[المتن الفعلي: الوقائع / الأسباب / المنطوق] ===</w:t>
         <w:br/>
-        <w:t>ةدجب ةيراجتلا فانئتسإلا ةمكحم :</w:t>
+        <w:t>: محكمة الإستئناف التجارية بجدة</w:t>
       </w:r>
     </w:p>
     <w:p>
@@ -240,7 +226,7 @@
       <w:r>
         <w:t>[المتن الفعلي: الوقائع / الأسباب / المنطوق] ===</w:t>
         <w:br/>
-        <w:t>ذاتسألا</w:t>
+        <w:t>الأستاذ</w:t>
       </w:r>
     </w:p>
     <w:p>
@@ -253,7 +239,7 @@
           <w:b w:val="0"/>
           <w:i w:val="0"/>
         </w:rPr>
-        <w:t>ينارهزلا دمحأ :</w:t>
+        <w:t>: أحمد الزهراني</w:t>
       </w:r>
     </w:p>
     <w:p>
@@ -292,7 +278,7 @@
           <w:b w:val="0"/>
           <w:i w:val="0"/>
         </w:rPr>
-        <w:t>ينارهزلا دمحأ</w:t>
+        <w:t>أحمد الزهراني</w:t>
       </w:r>
     </w:p>
     <w:p>
@@ -304,7 +290,7 @@
       <w:r>
         <w:t>[ترويسة / كليشة رسمية — معلومات متكررة] ===</w:t>
         <w:br/>
-        <w:t>Lfshalkhobar@hejailanlaw.com : ينورتكلإ ديرب ۳۱-۵۵۲۷۸۶۸ : سكاف ٨٦٨٧٢٦٦-٠١٣ :فتاه ٣١٩٥٢ ربخلا ٤٠٥ ب.ص :ربخلا Lfshriyadh@hejailanlaw.com : ينورتكلإ ديرب ۱۱-۷۱۷۱۹۷۱ :سكاف -۱۱-۰۰۲۲۹۷۱ :فتاه ۱۳٤۱۱ ضايرلا ١٤٥٤ ب.ص : يسيئرلا زكرملا</w:t>
+        <w:t>المركز الرئيسي : ص.ب ١٤٥٤ الرياض ۱۱٤۳۱ هاتف: ۱۷۹۲۲۰۰-۱۱- فاكس: ۱۷۹۱۷۱۷-۱۱ بريد إلكتروني : Lfshriyadh@hejailanlaw.com الخبر: ص.ب ٤٠٥ الخبر ٣١٩٥٢ هاتف: ٨٦٨٧٢٦٦-٠١٣ فاكس : ۸۶۸۷۲۵۵-۱۳ بريد إلكتروني : Lfshalkhobar@hejailanlaw.com</w:t>
       </w:r>
     </w:p>
     <w:sectPr>
